--- a/content/Lectures/Semester 1/Week 07 - Flow Shop and Job Shop Scheduling/5 Source Files/Week 7 - Flow Shop Scheduling - Tutorial - Answers.docx
+++ b/content/Lectures/Semester 1/Week 07 - Flow Shop and Job Shop Scheduling/5 Source Files/Week 7 - Flow Shop Scheduling - Tutorial - Answers.docx
@@ -7,25 +7,7 @@
         <w:pStyle w:val="Title"/>
       </w:pPr>
       <w:r>
-        <w:t>Operational Research:</w:t>
-      </w:r>
-      <w:r>
-        <w:t xml:space="preserve"> </w:t>
-      </w:r>
-      <w:r>
-        <w:t xml:space="preserve">Semester </w:t>
-      </w:r>
-      <w:r>
-        <w:t>2 -</w:t>
-      </w:r>
-      <w:r>
-        <w:t xml:space="preserve"> </w:t>
-      </w:r>
-      <w:r>
-        <w:t xml:space="preserve">Tutorial </w:t>
-      </w:r>
-      <w:r>
-        <w:t>1</w:t>
+        <w:t>Operational Research</w:t>
       </w:r>
     </w:p>
     <w:p>
@@ -33,7 +15,7 @@
         <w:pStyle w:val="Subtitle"/>
       </w:pPr>
       <w:r>
-        <w:t>Flow Shop Scheduling</w:t>
+        <w:t>Flow Shop Scheduling Tutorial – Answers</w:t>
       </w:r>
     </w:p>
     <w:p>
@@ -771,7 +753,7 @@
         <w:t>Depending on how you choose to schedule P</w:t>
       </w:r>
       <w:r>
-        <w:t>, either at the beginning or the end…</w:t>
+        <w:t>, either at the beginning or the end… Both orders give the minimum makespan, 74.</w:t>
       </w:r>
     </w:p>
     <w:p>
@@ -1063,7 +1045,7 @@
       </w:r>
       <w:proofErr w:type="spellEnd"/>
       <w:r>
-        <w:t xml:space="preserve"> of both the original order and your solution, this would make a good exercise on to try on Excel…</w:t>
+        <w:t xml:space="preserve"> of both the original order and your solution, this would make a good exercise to try in Excel…</w:t>
       </w:r>
     </w:p>
     <w:p>
@@ -1593,16 +1575,16 @@
         <w:ind w:firstLine="720"/>
       </w:pPr>
       <w:r>
-        <w:t xml:space="preserve">Best known </w:t>
+        <w:t xml:space="preserve">Best heuristic </w:t>
       </w:r>
       <w:r>
         <w:t>order</w:t>
       </w:r>
       <w:r>
-        <w:t xml:space="preserve"> is 66 given by Johnso</w:t>
-      </w:r>
-      <w:r>
-        <w:t>n’s Rule and the Campbell, Dudek and Smith heuristic</w:t>
+        <w:t xml:space="preserve">: RQPTS, makespan 66, given by Johnso</w:t>
+      </w:r>
+      <w:r>
+        <w:t>n’s Rule with the Campbell, Dudek and Smith heuristic</w:t>
       </w:r>
       <w:r>
         <w:t>.</w:t>
@@ -1614,7 +1596,7 @@
         <w:ind w:firstLine="720"/>
       </w:pPr>
       <w:r>
-        <w:t>Machines A and E considered.</w:t>
+        <w:t>Machines A and E considered. Aggregating A+B and D+E, Johnson’s Rule gives RTQSP (makespan 68); the network above has S and Q the other way round (RTSQP, 72). A+B+C and C+D+E also give RTQSP (68).</w:t>
       </w:r>
     </w:p>
     <w:p>
@@ -1623,7 +1605,7 @@
         <w:ind w:firstLine="720"/>
       </w:pPr>
       <w:r>
-        <w:t xml:space="preserve">RQPTS </w:t>
+        <w:t xml:space="preserve">These are heuristics: checking all 5! = 120 orders shows that the optimal makespan is 64, for example with RPTQS (see Q4). Gantt chart for RQPTS: </w:t>
       </w:r>
     </w:p>
     <w:p>
@@ -1676,6 +1658,27 @@
             </a:graphic>
           </wp:inline>
         </w:drawing>
+      </w:r>
+    </w:p>
+    <w:p>
+      <w:pPr>
+        <w:pStyle w:val="ListParagraph"/>
+        <w:numPr>
+          <w:ilvl w:val="0"/>
+          <w:numId w:val="32"/>
+        </w:numPr>
+      </w:pPr>
+      <w:r>
+        <w:t>Can you write a Linear Program or Mixed-integer Linear Program to solve this?</w:t>
+      </w:r>
+    </w:p>
+    <w:p>
+      <w:pPr>
+        <w:pStyle w:val="ListParagraph"/>
+        <w:ind w:left="720"/>
+      </w:pPr>
+      <w:r>
+        <w:t xml:space="preserve">Yes. The notebook Flow Shop Q4 MILP answers.ipynb (in 4 Tutorial Answers) writes the problem as a mixed-integer linear program, with one binary variable for each pair of jobs that decides which job goes first on every machine. It finds the optimal makespans 30 (Q1), 74 (Q2) and 64 (Q3).</w:t>
       </w:r>
     </w:p>
     <w:sectPr>
